--- a/Hands-on-tutorial/Temp/2027年-国自然申请材料-发明专利1_2026_Jul_20-v3[Draw]/Step1_100004说明书摘要.docx
+++ b/Hands-on-tutorial/Temp/2027年-国自然申请材料-发明专利1_2026_Jul_20-v3[Draw]/Step1_100004说明书摘要.docx
@@ -233,7 +233,6 @@
       <w:pPr>
         <w:spacing w:before="60"/>
         <w:rPr>
-          <w:rFonts w:hint="eastAsia"/>
           <w:b/>
           <w:bCs/>
           <w:color w:val="FF0000"/>
@@ -292,9 +291,6 @@
     <w:p>
       <w:pPr>
         <w:spacing w:before="60"/>
-        <w:rPr>
-          <w:rFonts w:hint="eastAsia"/>
-        </w:rPr>
       </w:pPr>
       <w:bookmarkStart w:id="0" w:name="_Hlk235175819"/>
       <w:r>
@@ -344,16 +340,12 @@
     <w:p>
       <w:pPr>
         <w:spacing w:before="60"/>
-        <w:rPr>
-          <w:rFonts w:hint="eastAsia"/>
-        </w:rPr>
-      </w:pPr>
-    </w:p>
-    <w:p>
-      <w:pPr>
-        <w:spacing w:before="60"/>
-        <w:rPr>
-          <w:rFonts w:hint="eastAsia"/>
+      </w:pPr>
+    </w:p>
+    <w:p>
+      <w:pPr>
+        <w:spacing w:before="60"/>
+        <w:rPr>
           <w:color w:val="BFBFBF" w:themeColor="background1" w:themeShade="BF"/>
         </w:rPr>
       </w:pPr>
@@ -492,7 +484,6 @@
       <w:pPr>
         <w:spacing w:before="60"/>
         <w:rPr>
-          <w:rFonts w:hint="eastAsia"/>
           <w:color w:val="BFBFBF" w:themeColor="background1" w:themeShade="BF"/>
         </w:rPr>
       </w:pPr>
@@ -624,9 +615,6 @@
     <w:p>
       <w:pPr>
         <w:spacing w:before="60"/>
-        <w:rPr>
-          <w:rFonts w:hint="eastAsia"/>
-        </w:rPr>
       </w:pPr>
     </w:p>
     <w:p>
@@ -711,27 +699,7 @@
           <w:bCs/>
           <w:color w:val="FF0000"/>
         </w:rPr>
-        <w:t>首先，对区块链网络中的节点进行状态分类与运行特征采集，</w:t>
-      </w:r>
-      <w:proofErr w:type="gramStart"/>
-      <w:r>
-        <w:rPr>
-          <w:rFonts w:hint="eastAsia"/>
-          <w:b/>
-          <w:bCs/>
-          <w:color w:val="FF0000"/>
-        </w:rPr>
-        <w:t>包括共识</w:t>
-      </w:r>
-      <w:proofErr w:type="gramEnd"/>
-      <w:r>
-        <w:rPr>
-          <w:rFonts w:hint="eastAsia"/>
-          <w:b/>
-          <w:bCs/>
-          <w:color w:val="FF0000"/>
-        </w:rPr>
-        <w:t>节点、普通节点及备用节点等，通过节点监测模块实时获取</w:t>
+        <w:t>首先，对区块链网络中的节点进行状态分类与运行特征采集，包括共识节点、普通节点及备用节点等，通过节点监测模块实时获取</w:t>
       </w:r>
       <w:r>
         <w:rPr>
@@ -863,48 +831,24 @@
       <w:pPr>
         <w:spacing w:before="60"/>
         <w:rPr>
-          <w:rFonts w:hint="eastAsia"/>
-          <w:b/>
-          <w:bCs/>
-          <w:color w:val="FF0000"/>
-        </w:rPr>
-      </w:pPr>
-      <w:r>
-        <w:rPr>
-          <w:rFonts w:hint="eastAsia"/>
-          <w:b/>
-          <w:bCs/>
-          <w:color w:val="FF0000"/>
-        </w:rPr>
-        <w:t>本发明通过构建基于空闲时间驱动的自适应参数调控框架，有效降低系统资源闲置率，</w:t>
-      </w:r>
-      <w:proofErr w:type="gramStart"/>
-      <w:r>
-        <w:rPr>
-          <w:rFonts w:hint="eastAsia"/>
-          <w:b/>
-          <w:bCs/>
-          <w:color w:val="FF0000"/>
-        </w:rPr>
-        <w:t>提高区</w:t>
-      </w:r>
-      <w:proofErr w:type="gramEnd"/>
-      <w:r>
-        <w:rPr>
-          <w:rFonts w:hint="eastAsia"/>
-          <w:b/>
-          <w:bCs/>
-          <w:color w:val="FF0000"/>
-        </w:rPr>
-        <w:t>块链网络吞吐效率与资源利用率，增强系统在动态、高并发业务环境下的稳定性与鲁棒性，具有良好的工程应用价值。</w:t>
-      </w:r>
-    </w:p>
-    <w:p>
-      <w:pPr>
-        <w:spacing w:before="60"/>
-        <w:rPr>
-          <w:rFonts w:hint="eastAsia"/>
-        </w:rPr>
+          <w:b/>
+          <w:bCs/>
+          <w:color w:val="FF0000"/>
+        </w:rPr>
+      </w:pPr>
+      <w:r>
+        <w:rPr>
+          <w:rFonts w:hint="eastAsia"/>
+          <w:b/>
+          <w:bCs/>
+          <w:color w:val="FF0000"/>
+        </w:rPr>
+        <w:t>本发明通过构建基于空闲时间驱动的自适应参数调控框架，有效降低系统资源闲置率，提高区块链网络吞吐效率与资源利用率，增强系统在动态、高并发业务环境下的稳定性与鲁棒性，具有良好的工程应用价值。</w:t>
+      </w:r>
+    </w:p>
+    <w:p>
+      <w:pPr>
+        <w:spacing w:before="60"/>
       </w:pPr>
     </w:p>
     <w:p>
@@ -952,11 +896,11 @@
     <w:p>
       <w:pPr>
         <w:spacing w:before="60"/>
-        <w:rPr>
-          <w:rFonts w:hint="eastAsia"/>
-        </w:rPr>
-      </w:pPr>
-      <w:r>
+      </w:pPr>
+      <w:r>
+        <w:rPr>
+          <w:noProof/>
+        </w:rPr>
         <w:drawing>
           <wp:inline distT="0" distB="0" distL="0" distR="0" wp14:anchorId="710F767A" wp14:editId="4ABC53F1">
             <wp:extent cx="6119495" cy="3326765"/>
@@ -1039,11 +983,11 @@
     <w:p>
       <w:pPr>
         <w:spacing w:before="60"/>
-        <w:rPr>
-          <w:rFonts w:hint="eastAsia"/>
-        </w:rPr>
-      </w:pPr>
-      <w:r>
+      </w:pPr>
+      <w:r>
+        <w:rPr>
+          <w:noProof/>
+        </w:rPr>
         <w:lastRenderedPageBreak/>
         <w:drawing>
           <wp:inline distT="0" distB="0" distL="0" distR="0" wp14:anchorId="7B32171F" wp14:editId="5F940C50">
@@ -1085,9 +1029,6 @@
     <w:p>
       <w:pPr>
         <w:spacing w:before="60"/>
-        <w:rPr>
-          <w:rFonts w:hint="eastAsia"/>
-        </w:rPr>
       </w:pPr>
     </w:p>
     <w:p>
@@ -1207,9 +1148,411 @@
     </w:p>
     <w:p>
       <w:pPr>
+        <w:spacing w:before="60"/>
+      </w:pPr>
+    </w:p>
+    <w:p>
+      <w:pPr>
+        <w:spacing w:before="60"/>
+      </w:pPr>
+    </w:p>
+    <w:p>
+      <w:pPr>
+        <w:spacing w:before="60"/>
+      </w:pPr>
+    </w:p>
+    <w:p>
+      <w:pPr>
+        <w:spacing w:before="60"/>
+        <w:rPr>
+          <w:rFonts w:hint="eastAsia"/>
+        </w:rPr>
+      </w:pPr>
+    </w:p>
+    <w:p>
+      <w:pPr>
+        <w:spacing w:before="60"/>
+      </w:pPr>
+      <w:r>
+        <w:rPr>
+          <w:rFonts w:hint="eastAsia"/>
+        </w:rPr>
+        <w:t>算法设计：</w:t>
+      </w:r>
+    </w:p>
+    <w:p>
+      <w:pPr>
+        <w:spacing w:before="60"/>
+      </w:pPr>
+    </w:p>
+    <w:p>
+      <w:pPr>
+        <w:spacing w:before="60"/>
+      </w:pPr>
+    </w:p>
+    <w:p>
+      <w:pPr>
+        <w:spacing w:before="60"/>
+      </w:pPr>
+      <w:r>
+        <w:drawing>
+          <wp:inline distT="0" distB="0" distL="0" distR="0" wp14:anchorId="49E5F535" wp14:editId="1653C6E7">
+            <wp:extent cx="6119495" cy="3497580"/>
+            <wp:effectExtent l="0" t="0" r="0" b="0"/>
+            <wp:docPr id="4" name="图片 4"/>
+            <wp:cNvGraphicFramePr>
+              <a:graphicFrameLocks xmlns:a="http://schemas.openxmlformats.org/drawingml/2006/main" noChangeAspect="1"/>
+            </wp:cNvGraphicFramePr>
+            <a:graphic xmlns:a="http://schemas.openxmlformats.org/drawingml/2006/main">
+              <a:graphicData uri="http://schemas.openxmlformats.org/drawingml/2006/picture">
+                <pic:pic xmlns:pic="http://schemas.openxmlformats.org/drawingml/2006/picture">
+                  <pic:nvPicPr>
+                    <pic:cNvPr id="1" name=""/>
+                    <pic:cNvPicPr/>
+                  </pic:nvPicPr>
+                  <pic:blipFill>
+                    <a:blip r:embed="rId12"/>
+                    <a:stretch>
+                      <a:fillRect/>
+                    </a:stretch>
+                  </pic:blipFill>
+                  <pic:spPr>
+                    <a:xfrm>
+                      <a:off x="0" y="0"/>
+                      <a:ext cx="6119495" cy="3497580"/>
+                    </a:xfrm>
+                    <a:prstGeom prst="rect">
+                      <a:avLst/>
+                    </a:prstGeom>
+                  </pic:spPr>
+                </pic:pic>
+              </a:graphicData>
+            </a:graphic>
+          </wp:inline>
+        </w:drawing>
+      </w:r>
+    </w:p>
+    <w:p>
+      <w:pPr>
+        <w:spacing w:before="60"/>
+      </w:pPr>
+    </w:p>
+    <w:p>
+      <w:pPr>
+        <w:spacing w:before="60"/>
+        <w:rPr>
+          <w:rFonts w:hint="eastAsia"/>
+        </w:rPr>
+      </w:pPr>
+      <w:r>
+        <w:drawing>
+          <wp:inline distT="0" distB="0" distL="0" distR="0" wp14:anchorId="2A6F2BC5" wp14:editId="61CDD99A">
+            <wp:extent cx="6119495" cy="1522095"/>
+            <wp:effectExtent l="0" t="0" r="0" b="0"/>
+            <wp:docPr id="5" name="图片 5"/>
+            <wp:cNvGraphicFramePr>
+              <a:graphicFrameLocks xmlns:a="http://schemas.openxmlformats.org/drawingml/2006/main" noChangeAspect="1"/>
+            </wp:cNvGraphicFramePr>
+            <a:graphic xmlns:a="http://schemas.openxmlformats.org/drawingml/2006/main">
+              <a:graphicData uri="http://schemas.openxmlformats.org/drawingml/2006/picture">
+                <pic:pic xmlns:pic="http://schemas.openxmlformats.org/drawingml/2006/picture">
+                  <pic:nvPicPr>
+                    <pic:cNvPr id="1" name=""/>
+                    <pic:cNvPicPr/>
+                  </pic:nvPicPr>
+                  <pic:blipFill>
+                    <a:blip r:embed="rId13"/>
+                    <a:stretch>
+                      <a:fillRect/>
+                    </a:stretch>
+                  </pic:blipFill>
+                  <pic:spPr>
+                    <a:xfrm>
+                      <a:off x="0" y="0"/>
+                      <a:ext cx="6119495" cy="1522095"/>
+                    </a:xfrm>
+                    <a:prstGeom prst="rect">
+                      <a:avLst/>
+                    </a:prstGeom>
+                  </pic:spPr>
+                </pic:pic>
+              </a:graphicData>
+            </a:graphic>
+          </wp:inline>
+        </w:drawing>
+      </w:r>
+    </w:p>
+    <w:p>
+      <w:pPr>
+        <w:spacing w:before="60"/>
+      </w:pPr>
+    </w:p>
+    <w:p>
+      <w:pPr>
+        <w:spacing w:before="60"/>
+      </w:pPr>
+    </w:p>
+    <w:p>
+      <w:pPr>
+        <w:spacing w:before="60"/>
+        <w:rPr>
+          <w:rFonts w:hint="eastAsia"/>
+        </w:rPr>
+      </w:pPr>
+    </w:p>
+    <w:p>
+      <w:pPr>
+        <w:spacing w:before="60"/>
+      </w:pPr>
+    </w:p>
+    <w:p>
+      <w:pPr>
+        <w:spacing w:before="60"/>
+      </w:pPr>
+      <w:r>
+        <w:drawing>
+          <wp:inline distT="0" distB="0" distL="0" distR="0" wp14:anchorId="222CADF6" wp14:editId="73C73698">
+            <wp:extent cx="6119495" cy="2181860"/>
+            <wp:effectExtent l="0" t="0" r="0" b="0"/>
+            <wp:docPr id="6" name="图片 6"/>
+            <wp:cNvGraphicFramePr>
+              <a:graphicFrameLocks xmlns:a="http://schemas.openxmlformats.org/drawingml/2006/main" noChangeAspect="1"/>
+            </wp:cNvGraphicFramePr>
+            <a:graphic xmlns:a="http://schemas.openxmlformats.org/drawingml/2006/main">
+              <a:graphicData uri="http://schemas.openxmlformats.org/drawingml/2006/picture">
+                <pic:pic xmlns:pic="http://schemas.openxmlformats.org/drawingml/2006/picture">
+                  <pic:nvPicPr>
+                    <pic:cNvPr id="1" name=""/>
+                    <pic:cNvPicPr/>
+                  </pic:nvPicPr>
+                  <pic:blipFill>
+                    <a:blip r:embed="rId14"/>
+                    <a:stretch>
+                      <a:fillRect/>
+                    </a:stretch>
+                  </pic:blipFill>
+                  <pic:spPr>
+                    <a:xfrm>
+                      <a:off x="0" y="0"/>
+                      <a:ext cx="6119495" cy="2181860"/>
+                    </a:xfrm>
+                    <a:prstGeom prst="rect">
+                      <a:avLst/>
+                    </a:prstGeom>
+                  </pic:spPr>
+                </pic:pic>
+              </a:graphicData>
+            </a:graphic>
+          </wp:inline>
+        </w:drawing>
+      </w:r>
+    </w:p>
+    <w:p>
+      <w:pPr>
+        <w:spacing w:before="60"/>
+      </w:pPr>
+    </w:p>
+    <w:p>
+      <w:pPr>
+        <w:spacing w:before="60"/>
+      </w:pPr>
+    </w:p>
+    <w:p>
+      <w:pPr>
+        <w:spacing w:before="60"/>
+      </w:pPr>
+    </w:p>
+    <w:p>
+      <w:r>
+        <w:drawing>
+          <wp:inline distT="0" distB="0" distL="0" distR="0" wp14:anchorId="15557619" wp14:editId="76A4F7CA">
+            <wp:extent cx="6119495" cy="2809240"/>
+            <wp:effectExtent l="0" t="0" r="0" b="0"/>
+            <wp:docPr id="7" name="图片 7"/>
+            <wp:cNvGraphicFramePr>
+              <a:graphicFrameLocks xmlns:a="http://schemas.openxmlformats.org/drawingml/2006/main" noChangeAspect="1"/>
+            </wp:cNvGraphicFramePr>
+            <a:graphic xmlns:a="http://schemas.openxmlformats.org/drawingml/2006/main">
+              <a:graphicData uri="http://schemas.openxmlformats.org/drawingml/2006/picture">
+                <pic:pic xmlns:pic="http://schemas.openxmlformats.org/drawingml/2006/picture">
+                  <pic:nvPicPr>
+                    <pic:cNvPr id="1" name=""/>
+                    <pic:cNvPicPr/>
+                  </pic:nvPicPr>
+                  <pic:blipFill>
+                    <a:blip r:embed="rId15"/>
+                    <a:stretch>
+                      <a:fillRect/>
+                    </a:stretch>
+                  </pic:blipFill>
+                  <pic:spPr>
+                    <a:xfrm>
+                      <a:off x="0" y="0"/>
+                      <a:ext cx="6119495" cy="2809240"/>
+                    </a:xfrm>
+                    <a:prstGeom prst="rect">
+                      <a:avLst/>
+                    </a:prstGeom>
+                  </pic:spPr>
+                </pic:pic>
+              </a:graphicData>
+            </a:graphic>
+          </wp:inline>
+        </w:drawing>
+      </w:r>
+    </w:p>
+    <w:p/>
+    <w:p/>
+    <w:p>
+      <w:r>
+        <w:drawing>
+          <wp:inline distT="0" distB="0" distL="0" distR="0" wp14:anchorId="5B9AD389" wp14:editId="0D321F9B">
+            <wp:extent cx="6119495" cy="2565400"/>
+            <wp:effectExtent l="0" t="0" r="0" b="0"/>
+            <wp:docPr id="8" name="图片 8"/>
+            <wp:cNvGraphicFramePr>
+              <a:graphicFrameLocks xmlns:a="http://schemas.openxmlformats.org/drawingml/2006/main" noChangeAspect="1"/>
+            </wp:cNvGraphicFramePr>
+            <a:graphic xmlns:a="http://schemas.openxmlformats.org/drawingml/2006/main">
+              <a:graphicData uri="http://schemas.openxmlformats.org/drawingml/2006/picture">
+                <pic:pic xmlns:pic="http://schemas.openxmlformats.org/drawingml/2006/picture">
+                  <pic:nvPicPr>
+                    <pic:cNvPr id="1" name=""/>
+                    <pic:cNvPicPr/>
+                  </pic:nvPicPr>
+                  <pic:blipFill>
+                    <a:blip r:embed="rId16"/>
+                    <a:stretch>
+                      <a:fillRect/>
+                    </a:stretch>
+                  </pic:blipFill>
+                  <pic:spPr>
+                    <a:xfrm>
+                      <a:off x="0" y="0"/>
+                      <a:ext cx="6119495" cy="2565400"/>
+                    </a:xfrm>
+                    <a:prstGeom prst="rect">
+                      <a:avLst/>
+                    </a:prstGeom>
+                  </pic:spPr>
+                </pic:pic>
+              </a:graphicData>
+            </a:graphic>
+          </wp:inline>
+        </w:drawing>
+      </w:r>
+    </w:p>
+    <w:p/>
+    <w:p/>
+    <w:p>
+      <w:r>
+        <w:drawing>
+          <wp:inline distT="0" distB="0" distL="0" distR="0" wp14:anchorId="6CFFCD3D" wp14:editId="6D2DC4F1">
+            <wp:extent cx="6119495" cy="2797175"/>
+            <wp:effectExtent l="0" t="0" r="0" b="0"/>
+            <wp:docPr id="9" name="图片 9"/>
+            <wp:cNvGraphicFramePr>
+              <a:graphicFrameLocks xmlns:a="http://schemas.openxmlformats.org/drawingml/2006/main" noChangeAspect="1"/>
+            </wp:cNvGraphicFramePr>
+            <a:graphic xmlns:a="http://schemas.openxmlformats.org/drawingml/2006/main">
+              <a:graphicData uri="http://schemas.openxmlformats.org/drawingml/2006/picture">
+                <pic:pic xmlns:pic="http://schemas.openxmlformats.org/drawingml/2006/picture">
+                  <pic:nvPicPr>
+                    <pic:cNvPr id="1" name=""/>
+                    <pic:cNvPicPr/>
+                  </pic:nvPicPr>
+                  <pic:blipFill>
+                    <a:blip r:embed="rId17"/>
+                    <a:stretch>
+                      <a:fillRect/>
+                    </a:stretch>
+                  </pic:blipFill>
+                  <pic:spPr>
+                    <a:xfrm>
+                      <a:off x="0" y="0"/>
+                      <a:ext cx="6119495" cy="2797175"/>
+                    </a:xfrm>
+                    <a:prstGeom prst="rect">
+                      <a:avLst/>
+                    </a:prstGeom>
+                  </pic:spPr>
+                </pic:pic>
+              </a:graphicData>
+            </a:graphic>
+          </wp:inline>
+        </w:drawing>
+      </w:r>
+    </w:p>
+    <w:p/>
+    <w:p/>
+    <w:p/>
+    <w:p/>
+    <w:p>
+      <w:r>
+        <w:drawing>
+          <wp:inline distT="0" distB="0" distL="0" distR="0" wp14:anchorId="585E051A" wp14:editId="235F1C11">
+            <wp:extent cx="6119495" cy="3008630"/>
+            <wp:effectExtent l="0" t="0" r="0" b="0"/>
+            <wp:docPr id="10" name="图片 10"/>
+            <wp:cNvGraphicFramePr>
+              <a:graphicFrameLocks xmlns:a="http://schemas.openxmlformats.org/drawingml/2006/main" noChangeAspect="1"/>
+            </wp:cNvGraphicFramePr>
+            <a:graphic xmlns:a="http://schemas.openxmlformats.org/drawingml/2006/main">
+              <a:graphicData uri="http://schemas.openxmlformats.org/drawingml/2006/picture">
+                <pic:pic xmlns:pic="http://schemas.openxmlformats.org/drawingml/2006/picture">
+                  <pic:nvPicPr>
+                    <pic:cNvPr id="1" name=""/>
+                    <pic:cNvPicPr/>
+                  </pic:nvPicPr>
+                  <pic:blipFill>
+                    <a:blip r:embed="rId18"/>
+                    <a:stretch>
+                      <a:fillRect/>
+                    </a:stretch>
+                  </pic:blipFill>
+                  <pic:spPr>
+                    <a:xfrm>
+                      <a:off x="0" y="0"/>
+                      <a:ext cx="6119495" cy="3008630"/>
+                    </a:xfrm>
+                    <a:prstGeom prst="rect">
+                      <a:avLst/>
+                    </a:prstGeom>
+                  </pic:spPr>
+                </pic:pic>
+              </a:graphicData>
+            </a:graphic>
+          </wp:inline>
+        </w:drawing>
+      </w:r>
+    </w:p>
+    <w:p/>
+    <w:p/>
+    <w:p/>
+    <w:p/>
+    <w:p/>
+    <w:p/>
+    <w:p/>
+    <w:p/>
+    <w:p/>
+    <w:p/>
+    <w:p/>
+    <w:p/>
+    <w:p/>
+    <w:p/>
+    <w:p/>
+    <w:p/>
+    <w:p/>
+    <w:p/>
+    <w:p/>
+    <w:p>
+      <w:pPr>
+        <w:rPr>
+          <w:rFonts w:hint="eastAsia"/>
+        </w:rPr>
         <w:sectPr>
-          <w:headerReference w:type="default" r:id="rId12"/>
-          <w:footerReference w:type="default" r:id="rId13"/>
+          <w:headerReference w:type="default" r:id="rId19"/>
+          <w:footerReference w:type="default" r:id="rId20"/>
           <w:endnotePr>
             <w:numFmt w:val="decimal"/>
           </w:endnotePr>
@@ -1246,35 +1589,7 @@
         <w:rPr>
           <w:rFonts w:ascii="宋体" w:hAnsi="宋体" w:hint="eastAsia"/>
         </w:rPr>
-        <w:t>二、说明书摘要文字部分应当打字或者印刷，字迹应当整齐清晰，黑色，符合制版要求，不得涂改，字</w:t>
-      </w:r>
-      <w:proofErr w:type="gramStart"/>
-      <w:r>
-        <w:rPr>
-          <w:rFonts w:ascii="宋体" w:hAnsi="宋体" w:hint="eastAsia"/>
-        </w:rPr>
-        <w:t>高应当</w:t>
-      </w:r>
-      <w:proofErr w:type="gramEnd"/>
-      <w:r>
-        <w:rPr>
-          <w:rFonts w:ascii="宋体" w:hAnsi="宋体" w:hint="eastAsia"/>
-        </w:rPr>
-        <w:t>不低于3.5毫米，行距在2.5毫米至3.5毫米之间。纸张应当纵向使用，只限使用正面，四周应当留有页边距：左侧和顶部各25毫米，右侧和</w:t>
-      </w:r>
-      <w:proofErr w:type="gramStart"/>
-      <w:r>
-        <w:rPr>
-          <w:rFonts w:ascii="宋体" w:hAnsi="宋体" w:hint="eastAsia"/>
-        </w:rPr>
-        <w:t>底部各</w:t>
-      </w:r>
-      <w:proofErr w:type="gramEnd"/>
-      <w:r>
-        <w:rPr>
-          <w:rFonts w:ascii="宋体" w:hAnsi="宋体" w:hint="eastAsia"/>
-        </w:rPr>
-        <w:t>15毫米。</w:t>
+        <w:t>二、说明书摘要文字部分应当打字或者印刷，字迹应当整齐清晰，黑色，符合制版要求，不得涂改，字高应当不低于3.5毫米，行距在2.5毫米至3.5毫米之间。纸张应当纵向使用，只限使用正面，四周应当留有页边距：左侧和顶部各25毫米，右侧和底部各15毫米。</w:t>
       </w:r>
     </w:p>
     <w:p>
@@ -1316,8 +1631,8 @@
       </w:pPr>
     </w:p>
     <w:sectPr>
-      <w:headerReference w:type="default" r:id="rId14"/>
-      <w:footerReference w:type="default" r:id="rId15"/>
+      <w:headerReference w:type="default" r:id="rId21"/>
+      <w:footerReference w:type="default" r:id="rId22"/>
       <w:endnotePr>
         <w:numFmt w:val="decimal"/>
       </w:endnotePr>
